--- a/FuentesCurso/UD 06. Docker Compose/UD 06.10 - Caso practico 08 - Ejecutando DeepSeek R1 (Ollama) y Open WebUI.docx
+++ b/FuentesCurso/UD 06. Docker Compose/UD 06.10 - Caso practico 08 - Ejecutando DeepSeek R1 (Ollama) y Open WebUI.docx
@@ -22,12 +22,13 @@
         <w:rPr>
           <w:rFonts w:ascii="Proxima Nova" w:cs="Proxima Nova" w:eastAsia="Proxima Nova" w:hAnsi="Proxima Nova"/>
           <w:b w:val="0"/>
+          <w:bCs w:val="0"/>
           <w:color w:val="669966"/>
           <w:sz w:val="48"/>
           <w:szCs w:val="48"/>
           <w:rtl w:val="0"/>
         </w:rPr>
-        <w:t xml:space="preserve">Introducción a Docker</w:t>
+        <w:t xml:space="preserve">Introducción a Docker y Kubernetes</w:t>
       </w:r>
       <w:r>
         <w:rPr>
@@ -73,12 +74,12 @@
           <wp:inline distB="114300" distT="114300" distL="114300" distR="114300">
             <wp:extent cx="447675" cy="57150"/>
             <wp:effectExtent b="0" l="0" r="0" t="0"/>
-            <wp:docPr descr="short line" id="3" name="image4.png"/>
+            <wp:docPr descr="short line" id="3" name="image2.png"/>
             <a:graphic>
               <a:graphicData uri="http://schemas.openxmlformats.org/drawingml/2006/picture">
                 <pic:pic>
                   <pic:nvPicPr>
-                    <pic:cNvPr descr="short line" id="0" name="image4.png"/>
+                    <pic:cNvPr descr="short line" id="0" name="image2.png"/>
                     <pic:cNvPicPr preferRelativeResize="0"/>
                   </pic:nvPicPr>
                   <pic:blipFill>
@@ -254,7 +255,7 @@
           <w:szCs w:val="32"/>
           <w:rtl w:val="0"/>
         </w:rPr>
-        <w:t xml:space="preserve">Actualizado Febrero 2025</w:t>
+        <w:t xml:space="preserve">Actualizado Enero 2026</w:t>
       </w:r>
     </w:p>
     <w:p>
@@ -285,6 +286,7 @@
         <w:rPr>
           <w:rFonts w:ascii="Verdana" w:cs="Verdana" w:eastAsia="Verdana" w:hAnsi="Verdana"/>
           <w:b w:val="1"/>
+          <w:bCs w:val="1"/>
           <w:sz w:val="20"/>
           <w:szCs w:val="20"/>
         </w:rPr>
@@ -309,6 +311,7 @@
         <w:rPr>
           <w:rFonts w:ascii="Verdana" w:cs="Verdana" w:eastAsia="Verdana" w:hAnsi="Verdana"/>
           <w:b w:val="1"/>
+          <w:bCs w:val="1"/>
           <w:sz w:val="20"/>
           <w:szCs w:val="20"/>
           <w:rtl w:val="0"/>
@@ -427,6 +430,7 @@
         <w:ind w:left="0" w:right="57" w:firstLine="0"/>
         <w:rPr>
           <w:b w:val="1"/>
+          <w:bCs w:val="1"/>
         </w:rPr>
       </w:pPr>
       <w:r>
@@ -440,6 +444,7 @@
       <w:r>
         <w:rPr>
           <w:b w:val="1"/>
+          <w:bCs w:val="1"/>
           <w:rtl w:val="0"/>
         </w:rPr>
         <w:t xml:space="preserve">Importante</w:t>
@@ -470,6 +475,7 @@
         <w:ind w:left="0" w:right="57" w:firstLine="0"/>
         <w:rPr>
           <w:b w:val="1"/>
+          <w:bCs w:val="1"/>
         </w:rPr>
       </w:pPr>
       <w:r>
@@ -493,6 +499,7 @@
       <w:r>
         <w:rPr>
           <w:b w:val="1"/>
+          <w:bCs w:val="1"/>
           <w:rtl w:val="0"/>
         </w:rPr>
         <w:t xml:space="preserve">Atención</w:t>
@@ -523,6 +530,7 @@
         <w:ind w:left="0" w:right="57" w:firstLine="0"/>
         <w:rPr>
           <w:b w:val="1"/>
+          <w:bCs w:val="1"/>
         </w:rPr>
       </w:pPr>
       <w:r>
@@ -542,6 +550,7 @@
       <w:r>
         <w:rPr>
           <w:b w:val="1"/>
+          <w:bCs w:val="1"/>
           <w:rtl w:val="0"/>
         </w:rPr>
         <w:t xml:space="preserve">Interesante</w:t>
@@ -559,6 +568,7 @@
     </w:p>
     <w:sdt>
       <w:sdtPr>
+        <w:id w:val="-1728940845"/>
         <w:docPartObj>
           <w:docPartGallery w:val="Table of Contents"/>
           <w:docPartUnique w:val="1"/>
@@ -575,7 +585,9 @@
             <w:rPr>
               <w:rFonts w:ascii="Arial" w:cs="Arial" w:eastAsia="Arial" w:hAnsi="Arial"/>
               <w:b w:val="1"/>
+              <w:bCs w:val="1"/>
               <w:i w:val="0"/>
+              <w:iCs w:val="0"/>
               <w:smallCaps w:val="0"/>
               <w:strike w:val="0"/>
               <w:color w:val="000000"/>
@@ -596,7 +608,9 @@
               <w:rPr>
                 <w:rFonts w:ascii="Calibri" w:cs="Calibri" w:eastAsia="Calibri" w:hAnsi="Calibri"/>
                 <w:b w:val="1"/>
+                <w:bCs w:val="1"/>
                 <w:i w:val="0"/>
+                <w:iCs w:val="0"/>
                 <w:smallCaps w:val="0"/>
                 <w:strike w:val="0"/>
                 <w:color w:val="000000"/>
@@ -628,7 +642,9 @@
             <w:rPr>
               <w:rFonts w:ascii="Arial" w:cs="Arial" w:eastAsia="Arial" w:hAnsi="Arial"/>
               <w:b w:val="1"/>
+              <w:bCs w:val="1"/>
               <w:i w:val="0"/>
+              <w:iCs w:val="0"/>
               <w:smallCaps w:val="0"/>
               <w:strike w:val="0"/>
               <w:color w:val="000000"/>
@@ -644,7 +660,9 @@
               <w:rPr>
                 <w:rFonts w:ascii="Calibri" w:cs="Calibri" w:eastAsia="Calibri" w:hAnsi="Calibri"/>
                 <w:b w:val="1"/>
+                <w:bCs w:val="1"/>
                 <w:i w:val="0"/>
+                <w:iCs w:val="0"/>
                 <w:smallCaps w:val="0"/>
                 <w:strike w:val="0"/>
                 <w:color w:val="000000"/>
@@ -676,7 +694,9 @@
             <w:rPr>
               <w:rFonts w:ascii="Arial" w:cs="Arial" w:eastAsia="Arial" w:hAnsi="Arial"/>
               <w:b w:val="1"/>
+              <w:bCs w:val="1"/>
               <w:i w:val="0"/>
+              <w:iCs w:val="0"/>
               <w:smallCaps w:val="0"/>
               <w:strike w:val="0"/>
               <w:color w:val="000000"/>
@@ -692,7 +712,9 @@
               <w:rPr>
                 <w:rFonts w:ascii="Calibri" w:cs="Calibri" w:eastAsia="Calibri" w:hAnsi="Calibri"/>
                 <w:b w:val="1"/>
+                <w:bCs w:val="1"/>
                 <w:i w:val="0"/>
+                <w:iCs w:val="0"/>
                 <w:smallCaps w:val="0"/>
                 <w:strike w:val="0"/>
                 <w:color w:val="000000"/>
@@ -724,7 +746,9 @@
             <w:rPr>
               <w:rFonts w:ascii="Arial" w:cs="Arial" w:eastAsia="Arial" w:hAnsi="Arial"/>
               <w:b w:val="1"/>
+              <w:bCs w:val="1"/>
               <w:i w:val="0"/>
+              <w:iCs w:val="0"/>
               <w:smallCaps w:val="0"/>
               <w:strike w:val="0"/>
               <w:color w:val="000000"/>
@@ -740,7 +764,9 @@
               <w:rPr>
                 <w:rFonts w:ascii="Calibri" w:cs="Calibri" w:eastAsia="Calibri" w:hAnsi="Calibri"/>
                 <w:b w:val="1"/>
+                <w:bCs w:val="1"/>
                 <w:i w:val="0"/>
+                <w:iCs w:val="0"/>
                 <w:smallCaps w:val="0"/>
                 <w:strike w:val="0"/>
                 <w:color w:val="000000"/>
@@ -772,7 +798,9 @@
             <w:rPr>
               <w:rFonts w:ascii="Arial" w:cs="Arial" w:eastAsia="Arial" w:hAnsi="Arial"/>
               <w:b w:val="1"/>
+              <w:bCs w:val="1"/>
               <w:i w:val="0"/>
+              <w:iCs w:val="0"/>
               <w:smallCaps w:val="0"/>
               <w:strike w:val="0"/>
               <w:color w:val="000000"/>
@@ -788,7 +816,9 @@
               <w:rPr>
                 <w:rFonts w:ascii="Calibri" w:cs="Calibri" w:eastAsia="Calibri" w:hAnsi="Calibri"/>
                 <w:b w:val="1"/>
+                <w:bCs w:val="1"/>
                 <w:i w:val="0"/>
+                <w:iCs w:val="0"/>
                 <w:smallCaps w:val="0"/>
                 <w:strike w:val="0"/>
                 <w:color w:val="000000"/>
@@ -820,7 +850,9 @@
             <w:rPr>
               <w:rFonts w:ascii="Arial" w:cs="Arial" w:eastAsia="Arial" w:hAnsi="Arial"/>
               <w:b w:val="1"/>
+              <w:bCs w:val="1"/>
               <w:i w:val="0"/>
+              <w:iCs w:val="0"/>
               <w:smallCaps w:val="0"/>
               <w:strike w:val="0"/>
               <w:color w:val="000000"/>
@@ -836,7 +868,9 @@
               <w:rPr>
                 <w:rFonts w:ascii="Calibri" w:cs="Calibri" w:eastAsia="Calibri" w:hAnsi="Calibri"/>
                 <w:b w:val="1"/>
+                <w:bCs w:val="1"/>
                 <w:i w:val="0"/>
+                <w:iCs w:val="0"/>
                 <w:smallCaps w:val="0"/>
                 <w:strike w:val="0"/>
                 <w:color w:val="000000"/>
@@ -868,7 +902,9 @@
             <w:rPr>
               <w:rFonts w:ascii="Arial" w:cs="Arial" w:eastAsia="Arial" w:hAnsi="Arial"/>
               <w:b w:val="1"/>
+              <w:bCs w:val="1"/>
               <w:i w:val="0"/>
+              <w:iCs w:val="0"/>
               <w:smallCaps w:val="0"/>
               <w:strike w:val="0"/>
               <w:color w:val="000000"/>
@@ -884,7 +920,9 @@
               <w:rPr>
                 <w:rFonts w:ascii="Calibri" w:cs="Calibri" w:eastAsia="Calibri" w:hAnsi="Calibri"/>
                 <w:b w:val="1"/>
+                <w:bCs w:val="1"/>
                 <w:i w:val="0"/>
+                <w:iCs w:val="0"/>
                 <w:smallCaps w:val="0"/>
                 <w:strike w:val="0"/>
                 <w:color w:val="000000"/>
@@ -916,7 +954,9 @@
             <w:rPr>
               <w:rFonts w:ascii="Arial" w:cs="Arial" w:eastAsia="Arial" w:hAnsi="Arial"/>
               <w:b w:val="1"/>
+              <w:bCs w:val="1"/>
               <w:i w:val="0"/>
+              <w:iCs w:val="0"/>
               <w:smallCaps w:val="0"/>
               <w:strike w:val="0"/>
               <w:color w:val="000000"/>
@@ -932,7 +972,9 @@
               <w:rPr>
                 <w:rFonts w:ascii="Calibri" w:cs="Calibri" w:eastAsia="Calibri" w:hAnsi="Calibri"/>
                 <w:b w:val="1"/>
+                <w:bCs w:val="1"/>
                 <w:i w:val="0"/>
+                <w:iCs w:val="0"/>
                 <w:smallCaps w:val="0"/>
                 <w:strike w:val="0"/>
                 <w:color w:val="000000"/>
@@ -964,7 +1006,9 @@
             <w:rPr>
               <w:rFonts w:ascii="Arial" w:cs="Arial" w:eastAsia="Arial" w:hAnsi="Arial"/>
               <w:b w:val="1"/>
+              <w:bCs w:val="1"/>
               <w:i w:val="0"/>
+              <w:iCs w:val="0"/>
               <w:smallCaps w:val="0"/>
               <w:strike w:val="0"/>
               <w:color w:val="000000"/>
@@ -980,7 +1024,9 @@
               <w:rPr>
                 <w:rFonts w:ascii="Calibri" w:cs="Calibri" w:eastAsia="Calibri" w:hAnsi="Calibri"/>
                 <w:b w:val="1"/>
+                <w:bCs w:val="1"/>
                 <w:i w:val="0"/>
+                <w:iCs w:val="0"/>
                 <w:smallCaps w:val="0"/>
                 <w:strike w:val="0"/>
                 <w:color w:val="000000"/>
@@ -1115,7 +1161,9 @@
         <w:rPr>
           <w:rFonts w:ascii="Calibri" w:cs="Calibri" w:eastAsia="Calibri" w:hAnsi="Calibri"/>
           <w:b w:val="0"/>
+          <w:bCs w:val="0"/>
           <w:i w:val="0"/>
+          <w:iCs w:val="0"/>
           <w:smallCaps w:val="1"/>
           <w:color w:val="669966"/>
           <w:sz w:val="28"/>
@@ -1244,6 +1292,7 @@
       <w:r>
         <w:rPr>
           <w:b w:val="1"/>
+          <w:bCs w:val="1"/>
           <w:rtl w:val="0"/>
         </w:rPr>
         <w:t xml:space="preserve">Personalización</w:t>
@@ -1270,6 +1319,7 @@
       <w:r>
         <w:rPr>
           <w:b w:val="1"/>
+          <w:bCs w:val="1"/>
           <w:rtl w:val="0"/>
         </w:rPr>
         <w:t xml:space="preserve">Costes reducidos:</w:t>
@@ -1296,6 +1346,7 @@
       <w:r>
         <w:rPr>
           <w:b w:val="1"/>
+          <w:bCs w:val="1"/>
           <w:rtl w:val="0"/>
         </w:rPr>
         <w:t xml:space="preserve">Privacidad</w:t>
@@ -1426,6 +1477,7 @@
               <w:rPr>
                 <w:rFonts w:ascii="Consolas" w:cs="Consolas" w:eastAsia="Consolas" w:hAnsi="Consolas"/>
                 <w:i w:val="1"/>
+                <w:iCs w:val="1"/>
                 <w:color w:val="999988"/>
                 <w:sz w:val="20"/>
                 <w:szCs w:val="20"/>
@@ -1478,6 +1530,7 @@
               <w:rPr>
                 <w:rFonts w:ascii="Consolas" w:cs="Consolas" w:eastAsia="Consolas" w:hAnsi="Consolas"/>
                 <w:i w:val="1"/>
+                <w:iCs w:val="1"/>
                 <w:color w:val="999988"/>
                 <w:sz w:val="20"/>
                 <w:szCs w:val="20"/>
@@ -1561,6 +1614,7 @@
               <w:rPr>
                 <w:rFonts w:ascii="Consolas" w:cs="Consolas" w:eastAsia="Consolas" w:hAnsi="Consolas"/>
                 <w:i w:val="1"/>
+                <w:iCs w:val="1"/>
                 <w:color w:val="999988"/>
                 <w:sz w:val="20"/>
                 <w:szCs w:val="20"/>
@@ -1611,6 +1665,7 @@
               <w:rPr>
                 <w:rFonts w:ascii="Consolas" w:cs="Consolas" w:eastAsia="Consolas" w:hAnsi="Consolas"/>
                 <w:i w:val="1"/>
+                <w:iCs w:val="1"/>
                 <w:color w:val="999988"/>
                 <w:sz w:val="20"/>
                 <w:szCs w:val="20"/>
@@ -1683,6 +1738,7 @@
               <w:rPr>
                 <w:rFonts w:ascii="Consolas" w:cs="Consolas" w:eastAsia="Consolas" w:hAnsi="Consolas"/>
                 <w:i w:val="1"/>
+                <w:iCs w:val="1"/>
                 <w:color w:val="999988"/>
                 <w:sz w:val="20"/>
                 <w:szCs w:val="20"/>
@@ -1755,6 +1811,7 @@
               <w:rPr>
                 <w:rFonts w:ascii="Consolas" w:cs="Consolas" w:eastAsia="Consolas" w:hAnsi="Consolas"/>
                 <w:i w:val="1"/>
+                <w:iCs w:val="1"/>
                 <w:color w:val="999988"/>
                 <w:sz w:val="20"/>
                 <w:szCs w:val="20"/>
@@ -1805,6 +1862,7 @@
               <w:rPr>
                 <w:rFonts w:ascii="Consolas" w:cs="Consolas" w:eastAsia="Consolas" w:hAnsi="Consolas"/>
                 <w:i w:val="1"/>
+                <w:iCs w:val="1"/>
                 <w:color w:val="999988"/>
                 <w:sz w:val="20"/>
                 <w:szCs w:val="20"/>
@@ -1888,6 +1946,7 @@
               <w:rPr>
                 <w:rFonts w:ascii="Consolas" w:cs="Consolas" w:eastAsia="Consolas" w:hAnsi="Consolas"/>
                 <w:i w:val="1"/>
+                <w:iCs w:val="1"/>
                 <w:color w:val="999988"/>
                 <w:sz w:val="20"/>
                 <w:szCs w:val="20"/>
@@ -1971,6 +2030,7 @@
               <w:rPr>
                 <w:rFonts w:ascii="Consolas" w:cs="Consolas" w:eastAsia="Consolas" w:hAnsi="Consolas"/>
                 <w:i w:val="1"/>
+                <w:iCs w:val="1"/>
                 <w:color w:val="999988"/>
                 <w:sz w:val="20"/>
                 <w:szCs w:val="20"/>
@@ -2110,6 +2170,7 @@
               <w:rPr>
                 <w:rFonts w:ascii="Consolas" w:cs="Consolas" w:eastAsia="Consolas" w:hAnsi="Consolas"/>
                 <w:i w:val="1"/>
+                <w:iCs w:val="1"/>
                 <w:color w:val="999988"/>
                 <w:sz w:val="20"/>
                 <w:szCs w:val="20"/>
@@ -2160,6 +2221,7 @@
               <w:rPr>
                 <w:rFonts w:ascii="Consolas" w:cs="Consolas" w:eastAsia="Consolas" w:hAnsi="Consolas"/>
                 <w:i w:val="1"/>
+                <w:iCs w:val="1"/>
                 <w:color w:val="999988"/>
                 <w:sz w:val="20"/>
                 <w:szCs w:val="20"/>
@@ -2187,6 +2249,7 @@
               <w:rPr>
                 <w:rFonts w:ascii="Consolas" w:cs="Consolas" w:eastAsia="Consolas" w:hAnsi="Consolas"/>
                 <w:i w:val="1"/>
+                <w:iCs w:val="1"/>
                 <w:color w:val="999988"/>
                 <w:sz w:val="20"/>
                 <w:szCs w:val="20"/>
@@ -2211,6 +2274,7 @@
               <w:rPr>
                 <w:rFonts w:ascii="Consolas" w:cs="Consolas" w:eastAsia="Consolas" w:hAnsi="Consolas"/>
                 <w:i w:val="1"/>
+                <w:iCs w:val="1"/>
                 <w:color w:val="999988"/>
                 <w:sz w:val="20"/>
                 <w:szCs w:val="20"/>
@@ -2264,6 +2328,7 @@
       <w:r>
         <w:rPr>
           <w:b w:val="1"/>
+          <w:bCs w:val="1"/>
           <w:rtl w:val="0"/>
         </w:rPr>
         <w:t xml:space="preserve">ollama</w:t>
@@ -2290,6 +2355,7 @@
       <w:r>
         <w:rPr>
           <w:b w:val="1"/>
+          <w:bCs w:val="1"/>
           <w:rtl w:val="0"/>
         </w:rPr>
         <w:t xml:space="preserve">webui</w:t>
@@ -3032,6 +3098,7 @@
       <w:r>
         <w:rPr>
           <w:b w:val="1"/>
+          <w:bCs w:val="1"/>
           <w:rtl w:val="0"/>
         </w:rPr>
         <w:t xml:space="preserve">Interesante: </w:t>
@@ -3563,7 +3630,7 @@
         <w:szCs w:val="18"/>
         <w:rtl w:val="0"/>
       </w:rPr>
-      <w:t xml:space="preserve">Curso Introducción a Docker </w:t>
+      <w:t xml:space="preserve">Curso Introducción a Docker y Kubernetes</w:t>
       <w:tab/>
       <w:tab/>
       <w:t xml:space="preserve">UD06. Caso práctico 08</w:t>
@@ -3933,11 +4000,19 @@
       </w:pPr>
     </w:pPrDefault>
   </w:docDefaults>
+  <w:style w:type="table" w:styleId="TableNormal" w:default="1">
+    <w:name w:val="TableNormal"/>
+    <w:tblPr>
+      <w:tblCellMar>
+        <w:top w:w="100.0" w:type="dxa"/>
+        <w:left w:w="100.0" w:type="dxa"/>
+        <w:bottom w:w="100.0" w:type="dxa"/>
+        <w:right w:w="100.0" w:type="dxa"/>
+      </w:tblCellMar>
+    </w:tblPr>
+  </w:style>
   <w:style w:type="paragraph" w:styleId="Normal" w:default="1">
     <w:name w:val="normal"/>
-  </w:style>
-  <w:style w:type="table" w:styleId="TableNormal" w:default="1">
-    <w:name w:val="Table Normal"/>
   </w:style>
   <w:style w:type="paragraph" w:styleId="Heading1">
     <w:name w:val="heading 1"/>
@@ -3985,6 +4060,7 @@
     <w:rPr>
       <w:rFonts w:ascii="Arial" w:cs="Arial" w:eastAsia="Arial" w:hAnsi="Arial"/>
       <w:b w:val="0"/>
+      <w:bCs w:val="0"/>
       <w:smallCaps w:val="0"/>
       <w:color w:val="669966"/>
       <w:sz w:val="22"/>
@@ -4005,7 +4081,9 @@
     <w:rPr>
       <w:rFonts w:ascii="Arial" w:cs="Arial" w:eastAsia="Arial" w:hAnsi="Arial"/>
       <w:b w:val="1"/>
+      <w:bCs w:val="1"/>
       <w:i w:val="1"/>
+      <w:iCs w:val="1"/>
       <w:smallCaps w:val="0"/>
       <w:sz w:val="21"/>
       <w:szCs w:val="21"/>
@@ -4026,6 +4104,7 @@
     <w:rPr>
       <w:rFonts w:ascii="Arial" w:cs="Arial" w:eastAsia="Arial" w:hAnsi="Arial"/>
       <w:b w:val="1"/>
+      <w:bCs w:val="1"/>
       <w:smallCaps w:val="1"/>
       <w:sz w:val="24"/>
       <w:szCs w:val="24"/>
@@ -4043,6 +4122,7 @@
     </w:pPr>
     <w:rPr>
       <w:b w:val="1"/>
+      <w:bCs w:val="1"/>
       <w:sz w:val="20"/>
       <w:szCs w:val="20"/>
     </w:rPr>
@@ -4059,6 +4139,7 @@
     </w:pPr>
     <w:rPr>
       <w:b w:val="1"/>
+      <w:bCs w:val="1"/>
       <w:sz w:val="72"/>
       <w:szCs w:val="72"/>
     </w:rPr>
@@ -4076,6 +4157,7 @@
     <w:rPr>
       <w:rFonts w:ascii="Georgia" w:cs="Georgia" w:eastAsia="Georgia" w:hAnsi="Georgia"/>
       <w:i w:val="1"/>
+      <w:iCs w:val="1"/>
       <w:color w:val="666666"/>
       <w:sz w:val="48"/>
       <w:szCs w:val="48"/>
@@ -4086,12 +4168,6 @@
     <w:tblPr>
       <w:tblStyleRowBandSize w:val="1"/>
       <w:tblStyleColBandSize w:val="1"/>
-      <w:tblCellMar>
-        <w:top w:w="100.0" w:type="dxa"/>
-        <w:left w:w="100.0" w:type="dxa"/>
-        <w:bottom w:w="100.0" w:type="dxa"/>
-        <w:right w:w="100.0" w:type="dxa"/>
-      </w:tblCellMar>
     </w:tblPr>
   </w:style>
   <w:style w:type="table" w:styleId="Table2">
@@ -4099,12 +4175,6 @@
     <w:tblPr>
       <w:tblStyleRowBandSize w:val="1"/>
       <w:tblStyleColBandSize w:val="1"/>
-      <w:tblCellMar>
-        <w:top w:w="100.0" w:type="dxa"/>
-        <w:left w:w="100.0" w:type="dxa"/>
-        <w:bottom w:w="100.0" w:type="dxa"/>
-        <w:right w:w="100.0" w:type="dxa"/>
-      </w:tblCellMar>
     </w:tblPr>
   </w:style>
   <w:style w:type="table" w:styleId="Table3">
@@ -4112,12 +4182,6 @@
     <w:tblPr>
       <w:tblStyleRowBandSize w:val="1"/>
       <w:tblStyleColBandSize w:val="1"/>
-      <w:tblCellMar>
-        <w:top w:w="100.0" w:type="dxa"/>
-        <w:left w:w="100.0" w:type="dxa"/>
-        <w:bottom w:w="100.0" w:type="dxa"/>
-        <w:right w:w="100.0" w:type="dxa"/>
-      </w:tblCellMar>
     </w:tblPr>
   </w:style>
   <w:style w:type="table" w:styleId="Table4">
@@ -4125,12 +4189,6 @@
     <w:tblPr>
       <w:tblStyleRowBandSize w:val="1"/>
       <w:tblStyleColBandSize w:val="1"/>
-      <w:tblCellMar>
-        <w:top w:w="100.0" w:type="dxa"/>
-        <w:left w:w="100.0" w:type="dxa"/>
-        <w:bottom w:w="100.0" w:type="dxa"/>
-        <w:right w:w="100.0" w:type="dxa"/>
-      </w:tblCellMar>
     </w:tblPr>
   </w:style>
   <w:style w:type="table" w:styleId="Table5">
@@ -4138,12 +4196,6 @@
     <w:tblPr>
       <w:tblStyleRowBandSize w:val="1"/>
       <w:tblStyleColBandSize w:val="1"/>
-      <w:tblCellMar>
-        <w:top w:w="100.0" w:type="dxa"/>
-        <w:left w:w="100.0" w:type="dxa"/>
-        <w:bottom w:w="100.0" w:type="dxa"/>
-        <w:right w:w="100.0" w:type="dxa"/>
-      </w:tblCellMar>
     </w:tblPr>
   </w:style>
   <w:style w:type="table" w:styleId="Table6">
@@ -4151,12 +4203,6 @@
     <w:tblPr>
       <w:tblStyleRowBandSize w:val="1"/>
       <w:tblStyleColBandSize w:val="1"/>
-      <w:tblCellMar>
-        <w:top w:w="100.0" w:type="dxa"/>
-        <w:left w:w="100.0" w:type="dxa"/>
-        <w:bottom w:w="100.0" w:type="dxa"/>
-        <w:right w:w="100.0" w:type="dxa"/>
-      </w:tblCellMar>
     </w:tblPr>
   </w:style>
   <w:style w:type="table" w:styleId="Table7">
@@ -4164,12 +4210,6 @@
     <w:tblPr>
       <w:tblStyleRowBandSize w:val="1"/>
       <w:tblStyleColBandSize w:val="1"/>
-      <w:tblCellMar>
-        <w:top w:w="100.0" w:type="dxa"/>
-        <w:left w:w="100.0" w:type="dxa"/>
-        <w:bottom w:w="100.0" w:type="dxa"/>
-        <w:right w:w="100.0" w:type="dxa"/>
-      </w:tblCellMar>
     </w:tblPr>
   </w:style>
 </w:styles>
